--- a/00-Learning-Plan/Progress-Tracking.docx
+++ b/00-Learning-Plan/Progress-Tracking.docx
@@ -77,6 +77,7 @@
     </w:p>
     <w:tbl>
       <w:tblPr>
+        <w:tblStyle w:val="30"/>
         <w:tblW w:w="0" w:type="auto"/>
         <w:tblInd w:w="0" w:type="dxa"/>
         <w:tblLayout w:type="fixed"/>
@@ -95,6 +96,14 @@
         <w:gridCol w:w="1661"/>
       </w:tblGrid>
       <w:tr>
+        <w:tblPrEx>
+          <w:tblCellMar>
+            <w:top w:w="0" w:type="dxa"/>
+            <w:left w:w="0" w:type="dxa"/>
+            <w:bottom w:w="0" w:type="dxa"/>
+            <w:right w:w="0" w:type="dxa"/>
+          </w:tblCellMar>
+        </w:tblPrEx>
         <w:tc>
           <w:tcPr>
             <w:tcW w:w="0" w:type="auto"/>
@@ -217,6 +226,14 @@
         </w:tc>
       </w:tr>
       <w:tr>
+        <w:tblPrEx>
+          <w:tblCellMar>
+            <w:top w:w="0" w:type="dxa"/>
+            <w:left w:w="0" w:type="dxa"/>
+            <w:bottom w:w="0" w:type="dxa"/>
+            <w:right w:w="0" w:type="dxa"/>
+          </w:tblCellMar>
+        </w:tblPrEx>
         <w:tc>
           <w:tcPr>
             <w:tcW w:w="0" w:type="auto"/>
@@ -258,42 +275,74 @@
           </w:tcPr>
           <w:p>
             <w:r>
+              <w:rPr>
+                <w:color w:val="FF0000"/>
+              </w:rPr>
               <w:t>周一：变量、数据类型（char/int/float/double/unsigned）、常量const</w:t>
             </w:r>
             <w:r>
               <w:br w:type="textWrapping"/>
             </w:r>
             <w:r>
+              <w:rPr>
+                <w:color w:val="FF0000"/>
+              </w:rPr>
               <w:t>周二：运算符（算术/逻辑/位运算）、表达式优先级</w:t>
             </w:r>
             <w:r>
               <w:br w:type="textWrapping"/>
             </w:r>
             <w:r>
+              <w:rPr>
+                <w:color w:val="FF0000"/>
+              </w:rPr>
               <w:t>周三：控制流（if-else、for/while循环）</w:t>
             </w:r>
             <w:r>
               <w:br w:type="textWrapping"/>
             </w:r>
             <w:r>
+              <w:rPr>
+                <w:color w:val="FF0000"/>
+              </w:rPr>
               <w:t>周四：switch语句、break/continue/goto</w:t>
             </w:r>
             <w:r>
               <w:br w:type="textWrapping"/>
             </w:r>
             <w:r>
+              <w:rPr>
+                <w:color w:val="FF0000"/>
+              </w:rPr>
               <w:t>周五：函数定义、传值调用、函数声明与原型</w:t>
             </w:r>
             <w:r>
-              <w:br w:type="textWrapping"/>
-            </w:r>
-            <w:r>
-              <w:t>周六：传址调用、传引用调用（对比差异）</w:t>
-            </w:r>
-            <w:r>
-              <w:br w:type="textWrapping"/>
-            </w:r>
-            <w:r>
+              <w:rPr>
+                <w:color w:val="FF0000"/>
+              </w:rPr>
+              <w:br w:type="textWrapping"/>
+            </w:r>
+            <w:r>
+              <w:rPr>
+                <w:color w:val="FF0000"/>
+              </w:rPr>
+              <w:t>周六：传址调用、传引用调用</w:t>
+            </w:r>
+            <w:bookmarkStart w:id="0" w:name="_GoBack"/>
+            <w:bookmarkEnd w:id="0"/>
+            <w:r>
+              <w:rPr>
+                <w:color w:val="FF0000"/>
+              </w:rPr>
+              <w:t>（对比差异）</w:t>
+            </w:r>
+            <w:r>
+              <w:br w:type="textWrapping"/>
+            </w:r>
+            <w:r>
+              <w:rPr>
+                <w:color w:val="FF0000"/>
+              </w:rPr>
               <w:t>周日：函数重载（参数类型/个数/顺序差异）</w:t>
             </w:r>
           </w:p>
@@ -336,24 +385,41 @@
           </w:tcPr>
           <w:p>
             <w:r>
+              <w:rPr>
+                <w:color w:val="FF0000"/>
+              </w:rPr>
               <w:t>1. 能区分不同数据类型的存储范围（如unsigned char 0-255）</w:t>
             </w:r>
             <w:r>
               <w:br w:type="textWrapping"/>
             </w:r>
             <w:r>
+              <w:rPr>
+                <w:color w:val="FF0000"/>
+              </w:rPr>
               <w:t>2. 理解传值/传址/传引用的内存开销差异</w:t>
             </w:r>
             <w:r>
               <w:br w:type="textWrapping"/>
             </w:r>
             <w:r>
+              <w:rPr>
+                <w:color w:val="FF0000"/>
+              </w:rPr>
               <w:t>3. 函数重载能正确处理不同参数类型的调用</w:t>
             </w:r>
           </w:p>
         </w:tc>
       </w:tr>
       <w:tr>
+        <w:tblPrEx>
+          <w:tblCellMar>
+            <w:top w:w="0" w:type="dxa"/>
+            <w:left w:w="0" w:type="dxa"/>
+            <w:bottom w:w="0" w:type="dxa"/>
+            <w:right w:w="0" w:type="dxa"/>
+          </w:tblCellMar>
+        </w:tblPrEx>
         <w:tc>
           <w:tcPr>
             <w:tcW w:w="0" w:type="auto"/>
@@ -491,6 +557,14 @@
         </w:tc>
       </w:tr>
       <w:tr>
+        <w:tblPrEx>
+          <w:tblCellMar>
+            <w:top w:w="0" w:type="dxa"/>
+            <w:left w:w="0" w:type="dxa"/>
+            <w:bottom w:w="0" w:type="dxa"/>
+            <w:right w:w="0" w:type="dxa"/>
+          </w:tblCellMar>
+        </w:tblPrEx>
         <w:tc>
           <w:tcPr>
             <w:tcW w:w="0" w:type="auto"/>
@@ -640,6 +714,14 @@
         </w:tc>
       </w:tr>
       <w:tr>
+        <w:tblPrEx>
+          <w:tblCellMar>
+            <w:top w:w="0" w:type="dxa"/>
+            <w:left w:w="0" w:type="dxa"/>
+            <w:bottom w:w="0" w:type="dxa"/>
+            <w:right w:w="0" w:type="dxa"/>
+          </w:tblCellMar>
+        </w:tblPrEx>
         <w:tc>
           <w:tcPr>
             <w:tcW w:w="0" w:type="auto"/>
@@ -789,6 +871,14 @@
         </w:tc>
       </w:tr>
       <w:tr>
+        <w:tblPrEx>
+          <w:tblCellMar>
+            <w:top w:w="0" w:type="dxa"/>
+            <w:left w:w="0" w:type="dxa"/>
+            <w:bottom w:w="0" w:type="dxa"/>
+            <w:right w:w="0" w:type="dxa"/>
+          </w:tblCellMar>
+        </w:tblPrEx>
         <w:tc>
           <w:tcPr>
             <w:tcW w:w="0" w:type="auto"/>
@@ -932,6 +1022,14 @@
         </w:tc>
       </w:tr>
       <w:tr>
+        <w:tblPrEx>
+          <w:tblCellMar>
+            <w:top w:w="0" w:type="dxa"/>
+            <w:left w:w="0" w:type="dxa"/>
+            <w:bottom w:w="0" w:type="dxa"/>
+            <w:right w:w="0" w:type="dxa"/>
+          </w:tblCellMar>
+        </w:tblPrEx>
         <w:tc>
           <w:tcPr>
             <w:tcW w:w="0" w:type="auto"/>
@@ -1075,6 +1173,14 @@
         </w:tc>
       </w:tr>
       <w:tr>
+        <w:tblPrEx>
+          <w:tblCellMar>
+            <w:top w:w="0" w:type="dxa"/>
+            <w:left w:w="0" w:type="dxa"/>
+            <w:bottom w:w="0" w:type="dxa"/>
+            <w:right w:w="0" w:type="dxa"/>
+          </w:tblCellMar>
+        </w:tblPrEx>
         <w:tc>
           <w:tcPr>
             <w:tcW w:w="0" w:type="auto"/>
@@ -1218,6 +1324,14 @@
         </w:tc>
       </w:tr>
       <w:tr>
+        <w:tblPrEx>
+          <w:tblCellMar>
+            <w:top w:w="0" w:type="dxa"/>
+            <w:left w:w="0" w:type="dxa"/>
+            <w:bottom w:w="0" w:type="dxa"/>
+            <w:right w:w="0" w:type="dxa"/>
+          </w:tblCellMar>
+        </w:tblPrEx>
         <w:tc>
           <w:tcPr>
             <w:tcW w:w="0" w:type="auto"/>
@@ -1361,6 +1475,14 @@
         </w:tc>
       </w:tr>
       <w:tr>
+        <w:tblPrEx>
+          <w:tblCellMar>
+            <w:top w:w="0" w:type="dxa"/>
+            <w:left w:w="0" w:type="dxa"/>
+            <w:bottom w:w="0" w:type="dxa"/>
+            <w:right w:w="0" w:type="dxa"/>
+          </w:tblCellMar>
+        </w:tblPrEx>
         <w:tc>
           <w:tcPr>
             <w:tcW w:w="0" w:type="auto"/>
@@ -1516,6 +1638,14 @@
         </w:tc>
       </w:tr>
       <w:tr>
+        <w:tblPrEx>
+          <w:tblCellMar>
+            <w:top w:w="0" w:type="dxa"/>
+            <w:left w:w="0" w:type="dxa"/>
+            <w:bottom w:w="0" w:type="dxa"/>
+            <w:right w:w="0" w:type="dxa"/>
+          </w:tblCellMar>
+        </w:tblPrEx>
         <w:tc>
           <w:tcPr>
             <w:tcW w:w="0" w:type="auto"/>
@@ -1665,6 +1795,14 @@
         </w:tc>
       </w:tr>
       <w:tr>
+        <w:tblPrEx>
+          <w:tblCellMar>
+            <w:top w:w="0" w:type="dxa"/>
+            <w:left w:w="0" w:type="dxa"/>
+            <w:bottom w:w="0" w:type="dxa"/>
+            <w:right w:w="0" w:type="dxa"/>
+          </w:tblCellMar>
+        </w:tblPrEx>
         <w:tc>
           <w:tcPr>
             <w:tcW w:w="0" w:type="auto"/>
@@ -1808,6 +1946,14 @@
         </w:tc>
       </w:tr>
       <w:tr>
+        <w:tblPrEx>
+          <w:tblCellMar>
+            <w:top w:w="0" w:type="dxa"/>
+            <w:left w:w="0" w:type="dxa"/>
+            <w:bottom w:w="0" w:type="dxa"/>
+            <w:right w:w="0" w:type="dxa"/>
+          </w:tblCellMar>
+        </w:tblPrEx>
         <w:tc>
           <w:tcPr>
             <w:tcW w:w="0" w:type="auto"/>
@@ -1951,6 +2097,14 @@
         </w:tc>
       </w:tr>
       <w:tr>
+        <w:tblPrEx>
+          <w:tblCellMar>
+            <w:top w:w="0" w:type="dxa"/>
+            <w:left w:w="0" w:type="dxa"/>
+            <w:bottom w:w="0" w:type="dxa"/>
+            <w:right w:w="0" w:type="dxa"/>
+          </w:tblCellMar>
+        </w:tblPrEx>
         <w:tc>
           <w:tcPr>
             <w:tcW w:w="0" w:type="auto"/>
@@ -2100,6 +2254,14 @@
         </w:tc>
       </w:tr>
       <w:tr>
+        <w:tblPrEx>
+          <w:tblCellMar>
+            <w:top w:w="0" w:type="dxa"/>
+            <w:left w:w="0" w:type="dxa"/>
+            <w:bottom w:w="0" w:type="dxa"/>
+            <w:right w:w="0" w:type="dxa"/>
+          </w:tblCellMar>
+        </w:tblPrEx>
         <w:tc>
           <w:tcPr>
             <w:tcW w:w="0" w:type="auto"/>
@@ -2243,6 +2405,14 @@
         </w:tc>
       </w:tr>
       <w:tr>
+        <w:tblPrEx>
+          <w:tblCellMar>
+            <w:top w:w="0" w:type="dxa"/>
+            <w:left w:w="0" w:type="dxa"/>
+            <w:bottom w:w="0" w:type="dxa"/>
+            <w:right w:w="0" w:type="dxa"/>
+          </w:tblCellMar>
+        </w:tblPrEx>
         <w:tc>
           <w:tcPr>
             <w:tcW w:w="0" w:type="auto"/>
@@ -2386,6 +2556,14 @@
         </w:tc>
       </w:tr>
       <w:tr>
+        <w:tblPrEx>
+          <w:tblCellMar>
+            <w:top w:w="0" w:type="dxa"/>
+            <w:left w:w="0" w:type="dxa"/>
+            <w:bottom w:w="0" w:type="dxa"/>
+            <w:right w:w="0" w:type="dxa"/>
+          </w:tblCellMar>
+        </w:tblPrEx>
         <w:tc>
           <w:tcPr>
             <w:tcW w:w="0" w:type="auto"/>
@@ -2553,6 +2731,42 @@
         </w:tc>
       </w:tr>
     </w:tbl>
+    <w:p>
+      <w:pPr>
+        <w:rPr>
+          <w:b/>
+          <w:bCs/>
+          <w:i/>
+          <w:iCs/>
+          <w:sz w:val="28"/>
+          <w:szCs w:val="28"/>
+        </w:rPr>
+      </w:pPr>
+    </w:p>
+    <w:p>
+      <w:pPr>
+        <w:rPr>
+          <w:b/>
+          <w:bCs/>
+          <w:i/>
+          <w:iCs/>
+          <w:sz w:val="28"/>
+          <w:szCs w:val="28"/>
+        </w:rPr>
+      </w:pPr>
+    </w:p>
+    <w:p>
+      <w:pPr>
+        <w:rPr>
+          <w:b/>
+          <w:bCs/>
+          <w:i/>
+          <w:iCs/>
+          <w:sz w:val="28"/>
+          <w:szCs w:val="28"/>
+        </w:rPr>
+      </w:pPr>
+    </w:p>
     <w:p>
       <w:pPr>
         <w:rPr>
@@ -2588,6 +2802,7 @@
     </w:p>
     <w:tbl>
       <w:tblPr>
+        <w:tblStyle w:val="30"/>
         <w:tblW w:w="0" w:type="auto"/>
         <w:tblInd w:w="0" w:type="dxa"/>
         <w:tblLayout w:type="fixed"/>
@@ -2606,6 +2821,14 @@
         <w:gridCol w:w="1661"/>
       </w:tblGrid>
       <w:tr>
+        <w:tblPrEx>
+          <w:tblCellMar>
+            <w:top w:w="0" w:type="dxa"/>
+            <w:left w:w="0" w:type="dxa"/>
+            <w:bottom w:w="0" w:type="dxa"/>
+            <w:right w:w="0" w:type="dxa"/>
+          </w:tblCellMar>
+        </w:tblPrEx>
         <w:tc>
           <w:tcPr>
             <w:tcW w:w="0" w:type="auto"/>
@@ -2728,6 +2951,14 @@
         </w:tc>
       </w:tr>
       <w:tr>
+        <w:tblPrEx>
+          <w:tblCellMar>
+            <w:top w:w="0" w:type="dxa"/>
+            <w:left w:w="0" w:type="dxa"/>
+            <w:bottom w:w="0" w:type="dxa"/>
+            <w:right w:w="0" w:type="dxa"/>
+          </w:tblCellMar>
+        </w:tblPrEx>
         <w:tc>
           <w:tcPr>
             <w:tcW w:w="0" w:type="auto"/>
@@ -2871,6 +3102,14 @@
         </w:tc>
       </w:tr>
       <w:tr>
+        <w:tblPrEx>
+          <w:tblCellMar>
+            <w:top w:w="0" w:type="dxa"/>
+            <w:left w:w="0" w:type="dxa"/>
+            <w:bottom w:w="0" w:type="dxa"/>
+            <w:right w:w="0" w:type="dxa"/>
+          </w:tblCellMar>
+        </w:tblPrEx>
         <w:tc>
           <w:tcPr>
             <w:tcW w:w="0" w:type="auto"/>
@@ -3014,6 +3253,14 @@
         </w:tc>
       </w:tr>
       <w:tr>
+        <w:tblPrEx>
+          <w:tblCellMar>
+            <w:top w:w="0" w:type="dxa"/>
+            <w:left w:w="0" w:type="dxa"/>
+            <w:bottom w:w="0" w:type="dxa"/>
+            <w:right w:w="0" w:type="dxa"/>
+          </w:tblCellMar>
+        </w:tblPrEx>
         <w:tc>
           <w:tcPr>
             <w:tcW w:w="0" w:type="auto"/>
@@ -3163,6 +3410,14 @@
         </w:tc>
       </w:tr>
       <w:tr>
+        <w:tblPrEx>
+          <w:tblCellMar>
+            <w:top w:w="0" w:type="dxa"/>
+            <w:left w:w="0" w:type="dxa"/>
+            <w:bottom w:w="0" w:type="dxa"/>
+            <w:right w:w="0" w:type="dxa"/>
+          </w:tblCellMar>
+        </w:tblPrEx>
         <w:tc>
           <w:tcPr>
             <w:tcW w:w="0" w:type="auto"/>
@@ -3312,6 +3567,14 @@
         </w:tc>
       </w:tr>
       <w:tr>
+        <w:tblPrEx>
+          <w:tblCellMar>
+            <w:top w:w="0" w:type="dxa"/>
+            <w:left w:w="0" w:type="dxa"/>
+            <w:bottom w:w="0" w:type="dxa"/>
+            <w:right w:w="0" w:type="dxa"/>
+          </w:tblCellMar>
+        </w:tblPrEx>
         <w:tc>
           <w:tcPr>
             <w:tcW w:w="0" w:type="auto"/>
@@ -3461,6 +3724,14 @@
         </w:tc>
       </w:tr>
       <w:tr>
+        <w:tblPrEx>
+          <w:tblCellMar>
+            <w:top w:w="0" w:type="dxa"/>
+            <w:left w:w="0" w:type="dxa"/>
+            <w:bottom w:w="0" w:type="dxa"/>
+            <w:right w:w="0" w:type="dxa"/>
+          </w:tblCellMar>
+        </w:tblPrEx>
         <w:tc>
           <w:tcPr>
             <w:tcW w:w="0" w:type="auto"/>
@@ -3610,6 +3881,14 @@
         </w:tc>
       </w:tr>
       <w:tr>
+        <w:tblPrEx>
+          <w:tblCellMar>
+            <w:top w:w="0" w:type="dxa"/>
+            <w:left w:w="0" w:type="dxa"/>
+            <w:bottom w:w="0" w:type="dxa"/>
+            <w:right w:w="0" w:type="dxa"/>
+          </w:tblCellMar>
+        </w:tblPrEx>
         <w:tc>
           <w:tcPr>
             <w:tcW w:w="0" w:type="auto"/>
@@ -3759,6 +4038,14 @@
         </w:tc>
       </w:tr>
       <w:tr>
+        <w:tblPrEx>
+          <w:tblCellMar>
+            <w:top w:w="0" w:type="dxa"/>
+            <w:left w:w="0" w:type="dxa"/>
+            <w:bottom w:w="0" w:type="dxa"/>
+            <w:right w:w="0" w:type="dxa"/>
+          </w:tblCellMar>
+        </w:tblPrEx>
         <w:tc>
           <w:tcPr>
             <w:tcW w:w="0" w:type="auto"/>
@@ -3908,6 +4195,14 @@
         </w:tc>
       </w:tr>
       <w:tr>
+        <w:tblPrEx>
+          <w:tblCellMar>
+            <w:top w:w="0" w:type="dxa"/>
+            <w:left w:w="0" w:type="dxa"/>
+            <w:bottom w:w="0" w:type="dxa"/>
+            <w:right w:w="0" w:type="dxa"/>
+          </w:tblCellMar>
+        </w:tblPrEx>
         <w:tc>
           <w:tcPr>
             <w:tcW w:w="0" w:type="auto"/>
@@ -4057,6 +4352,14 @@
         </w:tc>
       </w:tr>
       <w:tr>
+        <w:tblPrEx>
+          <w:tblCellMar>
+            <w:top w:w="0" w:type="dxa"/>
+            <w:left w:w="0" w:type="dxa"/>
+            <w:bottom w:w="0" w:type="dxa"/>
+            <w:right w:w="0" w:type="dxa"/>
+          </w:tblCellMar>
+        </w:tblPrEx>
         <w:tc>
           <w:tcPr>
             <w:tcW w:w="0" w:type="auto"/>
@@ -4206,6 +4509,14 @@
         </w:tc>
       </w:tr>
       <w:tr>
+        <w:tblPrEx>
+          <w:tblCellMar>
+            <w:top w:w="0" w:type="dxa"/>
+            <w:left w:w="0" w:type="dxa"/>
+            <w:bottom w:w="0" w:type="dxa"/>
+            <w:right w:w="0" w:type="dxa"/>
+          </w:tblCellMar>
+        </w:tblPrEx>
         <w:tc>
           <w:tcPr>
             <w:tcW w:w="0" w:type="auto"/>
@@ -4361,6 +4672,14 @@
         </w:tc>
       </w:tr>
       <w:tr>
+        <w:tblPrEx>
+          <w:tblCellMar>
+            <w:top w:w="0" w:type="dxa"/>
+            <w:left w:w="0" w:type="dxa"/>
+            <w:bottom w:w="0" w:type="dxa"/>
+            <w:right w:w="0" w:type="dxa"/>
+          </w:tblCellMar>
+        </w:tblPrEx>
         <w:tc>
           <w:tcPr>
             <w:tcW w:w="0" w:type="auto"/>
@@ -4528,6 +4847,234 @@
         </w:tc>
       </w:tr>
     </w:tbl>
+    <w:p>
+      <w:pPr>
+        <w:rPr>
+          <w:b/>
+          <w:bCs/>
+          <w:i/>
+          <w:iCs/>
+          <w:sz w:val="28"/>
+          <w:szCs w:val="28"/>
+        </w:rPr>
+      </w:pPr>
+    </w:p>
+    <w:p>
+      <w:pPr>
+        <w:rPr>
+          <w:b/>
+          <w:bCs/>
+          <w:i/>
+          <w:iCs/>
+          <w:sz w:val="28"/>
+          <w:szCs w:val="28"/>
+        </w:rPr>
+      </w:pPr>
+    </w:p>
+    <w:p>
+      <w:pPr>
+        <w:rPr>
+          <w:b/>
+          <w:bCs/>
+          <w:i/>
+          <w:iCs/>
+          <w:sz w:val="28"/>
+          <w:szCs w:val="28"/>
+        </w:rPr>
+      </w:pPr>
+    </w:p>
+    <w:p>
+      <w:pPr>
+        <w:rPr>
+          <w:b/>
+          <w:bCs/>
+          <w:i/>
+          <w:iCs/>
+          <w:sz w:val="28"/>
+          <w:szCs w:val="28"/>
+        </w:rPr>
+      </w:pPr>
+    </w:p>
+    <w:p>
+      <w:pPr>
+        <w:rPr>
+          <w:b/>
+          <w:bCs/>
+          <w:i/>
+          <w:iCs/>
+          <w:sz w:val="28"/>
+          <w:szCs w:val="28"/>
+        </w:rPr>
+      </w:pPr>
+    </w:p>
+    <w:p>
+      <w:pPr>
+        <w:rPr>
+          <w:b/>
+          <w:bCs/>
+          <w:i/>
+          <w:iCs/>
+          <w:sz w:val="28"/>
+          <w:szCs w:val="28"/>
+        </w:rPr>
+      </w:pPr>
+    </w:p>
+    <w:p>
+      <w:pPr>
+        <w:rPr>
+          <w:b/>
+          <w:bCs/>
+          <w:i/>
+          <w:iCs/>
+          <w:sz w:val="28"/>
+          <w:szCs w:val="28"/>
+        </w:rPr>
+      </w:pPr>
+    </w:p>
+    <w:p>
+      <w:pPr>
+        <w:rPr>
+          <w:b/>
+          <w:bCs/>
+          <w:i/>
+          <w:iCs/>
+          <w:sz w:val="28"/>
+          <w:szCs w:val="28"/>
+        </w:rPr>
+      </w:pPr>
+    </w:p>
+    <w:p>
+      <w:pPr>
+        <w:rPr>
+          <w:b/>
+          <w:bCs/>
+          <w:i/>
+          <w:iCs/>
+          <w:sz w:val="28"/>
+          <w:szCs w:val="28"/>
+        </w:rPr>
+      </w:pPr>
+    </w:p>
+    <w:p>
+      <w:pPr>
+        <w:rPr>
+          <w:b/>
+          <w:bCs/>
+          <w:i/>
+          <w:iCs/>
+          <w:sz w:val="28"/>
+          <w:szCs w:val="28"/>
+        </w:rPr>
+      </w:pPr>
+    </w:p>
+    <w:p>
+      <w:pPr>
+        <w:rPr>
+          <w:b/>
+          <w:bCs/>
+          <w:i/>
+          <w:iCs/>
+          <w:sz w:val="28"/>
+          <w:szCs w:val="28"/>
+        </w:rPr>
+      </w:pPr>
+    </w:p>
+    <w:p>
+      <w:pPr>
+        <w:rPr>
+          <w:b/>
+          <w:bCs/>
+          <w:i/>
+          <w:iCs/>
+          <w:sz w:val="28"/>
+          <w:szCs w:val="28"/>
+        </w:rPr>
+      </w:pPr>
+    </w:p>
+    <w:p>
+      <w:pPr>
+        <w:rPr>
+          <w:b/>
+          <w:bCs/>
+          <w:i/>
+          <w:iCs/>
+          <w:sz w:val="28"/>
+          <w:szCs w:val="28"/>
+        </w:rPr>
+      </w:pPr>
+    </w:p>
+    <w:p>
+      <w:pPr>
+        <w:rPr>
+          <w:b/>
+          <w:bCs/>
+          <w:i/>
+          <w:iCs/>
+          <w:sz w:val="28"/>
+          <w:szCs w:val="28"/>
+        </w:rPr>
+      </w:pPr>
+    </w:p>
+    <w:p>
+      <w:pPr>
+        <w:rPr>
+          <w:b/>
+          <w:bCs/>
+          <w:i/>
+          <w:iCs/>
+          <w:sz w:val="28"/>
+          <w:szCs w:val="28"/>
+        </w:rPr>
+      </w:pPr>
+    </w:p>
+    <w:p>
+      <w:pPr>
+        <w:rPr>
+          <w:b/>
+          <w:bCs/>
+          <w:i/>
+          <w:iCs/>
+          <w:sz w:val="28"/>
+          <w:szCs w:val="28"/>
+        </w:rPr>
+      </w:pPr>
+    </w:p>
+    <w:p>
+      <w:pPr>
+        <w:rPr>
+          <w:b/>
+          <w:bCs/>
+          <w:i/>
+          <w:iCs/>
+          <w:sz w:val="28"/>
+          <w:szCs w:val="28"/>
+        </w:rPr>
+      </w:pPr>
+    </w:p>
+    <w:p>
+      <w:pPr>
+        <w:rPr>
+          <w:b/>
+          <w:bCs/>
+          <w:i/>
+          <w:iCs/>
+          <w:sz w:val="28"/>
+          <w:szCs w:val="28"/>
+        </w:rPr>
+      </w:pPr>
+    </w:p>
+    <w:p>
+      <w:pPr>
+        <w:rPr>
+          <w:b/>
+          <w:bCs/>
+          <w:i/>
+          <w:iCs/>
+          <w:sz w:val="28"/>
+          <w:szCs w:val="28"/>
+        </w:rPr>
+      </w:pPr>
+    </w:p>
     <w:p>
       <w:pPr>
         <w:rPr>
@@ -4563,6 +5110,7 @@
     </w:p>
     <w:tbl>
       <w:tblPr>
+        <w:tblStyle w:val="30"/>
         <w:tblW w:w="0" w:type="auto"/>
         <w:tblInd w:w="0" w:type="dxa"/>
         <w:tblLayout w:type="fixed"/>
@@ -4581,6 +5129,14 @@
         <w:gridCol w:w="1661"/>
       </w:tblGrid>
       <w:tr>
+        <w:tblPrEx>
+          <w:tblCellMar>
+            <w:top w:w="0" w:type="dxa"/>
+            <w:left w:w="0" w:type="dxa"/>
+            <w:bottom w:w="0" w:type="dxa"/>
+            <w:right w:w="0" w:type="dxa"/>
+          </w:tblCellMar>
+        </w:tblPrEx>
         <w:tc>
           <w:tcPr>
             <w:tcW w:w="0" w:type="auto"/>
@@ -4703,6 +5259,14 @@
         </w:tc>
       </w:tr>
       <w:tr>
+        <w:tblPrEx>
+          <w:tblCellMar>
+            <w:top w:w="0" w:type="dxa"/>
+            <w:left w:w="0" w:type="dxa"/>
+            <w:bottom w:w="0" w:type="dxa"/>
+            <w:right w:w="0" w:type="dxa"/>
+          </w:tblCellMar>
+        </w:tblPrEx>
         <w:tc>
           <w:tcPr>
             <w:tcW w:w="0" w:type="auto"/>
@@ -4852,6 +5416,14 @@
         </w:tc>
       </w:tr>
       <w:tr>
+        <w:tblPrEx>
+          <w:tblCellMar>
+            <w:top w:w="0" w:type="dxa"/>
+            <w:left w:w="0" w:type="dxa"/>
+            <w:bottom w:w="0" w:type="dxa"/>
+            <w:right w:w="0" w:type="dxa"/>
+          </w:tblCellMar>
+        </w:tblPrEx>
         <w:tc>
           <w:tcPr>
             <w:tcW w:w="0" w:type="auto"/>
@@ -5007,6 +5579,14 @@
         </w:tc>
       </w:tr>
       <w:tr>
+        <w:tblPrEx>
+          <w:tblCellMar>
+            <w:top w:w="0" w:type="dxa"/>
+            <w:left w:w="0" w:type="dxa"/>
+            <w:bottom w:w="0" w:type="dxa"/>
+            <w:right w:w="0" w:type="dxa"/>
+          </w:tblCellMar>
+        </w:tblPrEx>
         <w:tc>
           <w:tcPr>
             <w:tcW w:w="0" w:type="auto"/>
@@ -5156,6 +5736,14 @@
         </w:tc>
       </w:tr>
       <w:tr>
+        <w:tblPrEx>
+          <w:tblCellMar>
+            <w:top w:w="0" w:type="dxa"/>
+            <w:left w:w="0" w:type="dxa"/>
+            <w:bottom w:w="0" w:type="dxa"/>
+            <w:right w:w="0" w:type="dxa"/>
+          </w:tblCellMar>
+        </w:tblPrEx>
         <w:tc>
           <w:tcPr>
             <w:tcW w:w="0" w:type="auto"/>
@@ -5305,6 +5893,14 @@
         </w:tc>
       </w:tr>
       <w:tr>
+        <w:tblPrEx>
+          <w:tblCellMar>
+            <w:top w:w="0" w:type="dxa"/>
+            <w:left w:w="0" w:type="dxa"/>
+            <w:bottom w:w="0" w:type="dxa"/>
+            <w:right w:w="0" w:type="dxa"/>
+          </w:tblCellMar>
+        </w:tblPrEx>
         <w:tc>
           <w:tcPr>
             <w:tcW w:w="0" w:type="auto"/>
@@ -5460,6 +6056,14 @@
         </w:tc>
       </w:tr>
       <w:tr>
+        <w:tblPrEx>
+          <w:tblCellMar>
+            <w:top w:w="0" w:type="dxa"/>
+            <w:left w:w="0" w:type="dxa"/>
+            <w:bottom w:w="0" w:type="dxa"/>
+            <w:right w:w="0" w:type="dxa"/>
+          </w:tblCellMar>
+        </w:tblPrEx>
         <w:tc>
           <w:tcPr>
             <w:tcW w:w="0" w:type="auto"/>
@@ -5615,6 +6219,14 @@
         </w:tc>
       </w:tr>
       <w:tr>
+        <w:tblPrEx>
+          <w:tblCellMar>
+            <w:top w:w="0" w:type="dxa"/>
+            <w:left w:w="0" w:type="dxa"/>
+            <w:bottom w:w="0" w:type="dxa"/>
+            <w:right w:w="0" w:type="dxa"/>
+          </w:tblCellMar>
+        </w:tblPrEx>
         <w:tc>
           <w:tcPr>
             <w:tcW w:w="0" w:type="auto"/>
@@ -5770,6 +6382,14 @@
         </w:tc>
       </w:tr>
       <w:tr>
+        <w:tblPrEx>
+          <w:tblCellMar>
+            <w:top w:w="0" w:type="dxa"/>
+            <w:left w:w="0" w:type="dxa"/>
+            <w:bottom w:w="0" w:type="dxa"/>
+            <w:right w:w="0" w:type="dxa"/>
+          </w:tblCellMar>
+        </w:tblPrEx>
         <w:tc>
           <w:tcPr>
             <w:tcW w:w="0" w:type="auto"/>
@@ -5925,6 +6545,14 @@
         </w:tc>
       </w:tr>
       <w:tr>
+        <w:tblPrEx>
+          <w:tblCellMar>
+            <w:top w:w="0" w:type="dxa"/>
+            <w:left w:w="0" w:type="dxa"/>
+            <w:bottom w:w="0" w:type="dxa"/>
+            <w:right w:w="0" w:type="dxa"/>
+          </w:tblCellMar>
+        </w:tblPrEx>
         <w:tc>
           <w:tcPr>
             <w:tcW w:w="0" w:type="auto"/>
@@ -6080,6 +6708,14 @@
         </w:tc>
       </w:tr>
       <w:tr>
+        <w:tblPrEx>
+          <w:tblCellMar>
+            <w:top w:w="0" w:type="dxa"/>
+            <w:left w:w="0" w:type="dxa"/>
+            <w:bottom w:w="0" w:type="dxa"/>
+            <w:right w:w="0" w:type="dxa"/>
+          </w:tblCellMar>
+        </w:tblPrEx>
         <w:tc>
           <w:tcPr>
             <w:tcW w:w="0" w:type="auto"/>
@@ -6235,6 +6871,14 @@
         </w:tc>
       </w:tr>
       <w:tr>
+        <w:tblPrEx>
+          <w:tblCellMar>
+            <w:top w:w="0" w:type="dxa"/>
+            <w:left w:w="0" w:type="dxa"/>
+            <w:bottom w:w="0" w:type="dxa"/>
+            <w:right w:w="0" w:type="dxa"/>
+          </w:tblCellMar>
+        </w:tblPrEx>
         <w:tc>
           <w:tcPr>
             <w:tcW w:w="0" w:type="auto"/>
@@ -6390,6 +7034,14 @@
         </w:tc>
       </w:tr>
       <w:tr>
+        <w:tblPrEx>
+          <w:tblCellMar>
+            <w:top w:w="0" w:type="dxa"/>
+            <w:left w:w="0" w:type="dxa"/>
+            <w:bottom w:w="0" w:type="dxa"/>
+            <w:right w:w="0" w:type="dxa"/>
+          </w:tblCellMar>
+        </w:tblPrEx>
         <w:tc>
           <w:tcPr>
             <w:tcW w:w="0" w:type="auto"/>
@@ -6545,6 +7197,14 @@
         </w:tc>
       </w:tr>
       <w:tr>
+        <w:tblPrEx>
+          <w:tblCellMar>
+            <w:top w:w="0" w:type="dxa"/>
+            <w:left w:w="0" w:type="dxa"/>
+            <w:bottom w:w="0" w:type="dxa"/>
+            <w:right w:w="0" w:type="dxa"/>
+          </w:tblCellMar>
+        </w:tblPrEx>
         <w:tc>
           <w:tcPr>
             <w:tcW w:w="0" w:type="auto"/>
@@ -6694,6 +7354,14 @@
         </w:tc>
       </w:tr>
       <w:tr>
+        <w:tblPrEx>
+          <w:tblCellMar>
+            <w:top w:w="0" w:type="dxa"/>
+            <w:left w:w="0" w:type="dxa"/>
+            <w:bottom w:w="0" w:type="dxa"/>
+            <w:right w:w="0" w:type="dxa"/>
+          </w:tblCellMar>
+        </w:tblPrEx>
         <w:tc>
           <w:tcPr>
             <w:tcW w:w="0" w:type="auto"/>
@@ -6855,6 +7523,14 @@
         </w:tc>
       </w:tr>
       <w:tr>
+        <w:tblPrEx>
+          <w:tblCellMar>
+            <w:top w:w="0" w:type="dxa"/>
+            <w:left w:w="0" w:type="dxa"/>
+            <w:bottom w:w="0" w:type="dxa"/>
+            <w:right w:w="0" w:type="dxa"/>
+          </w:tblCellMar>
+        </w:tblPrEx>
         <w:tc>
           <w:tcPr>
             <w:tcW w:w="0" w:type="auto"/>
@@ -7016,6 +7692,14 @@
         </w:tc>
       </w:tr>
       <w:tr>
+        <w:tblPrEx>
+          <w:tblCellMar>
+            <w:top w:w="0" w:type="dxa"/>
+            <w:left w:w="0" w:type="dxa"/>
+            <w:bottom w:w="0" w:type="dxa"/>
+            <w:right w:w="0" w:type="dxa"/>
+          </w:tblCellMar>
+        </w:tblPrEx>
         <w:tc>
           <w:tcPr>
             <w:tcW w:w="0" w:type="auto"/>
@@ -7193,6 +7877,143 @@
       <w:pPr>
         <w:pStyle w:val="3"/>
         <w:numPr>
+          <w:ilvl w:val="1"/>
+          <w:numId w:val="0"/>
+        </w:numPr>
+        <w:ind w:leftChars="0"/>
+        <w:rPr>
+          <w:rFonts w:hint="eastAsia" w:ascii="黑体" w:hAnsi="黑体" w:eastAsia="黑体" w:cs="黑体"/>
+          <w:i/>
+          <w:iCs/>
+          <w:sz w:val="28"/>
+          <w:szCs w:val="28"/>
+        </w:rPr>
+      </w:pPr>
+    </w:p>
+    <w:p>
+      <w:pPr>
+        <w:pStyle w:val="3"/>
+        <w:numPr>
+          <w:ilvl w:val="1"/>
+          <w:numId w:val="0"/>
+        </w:numPr>
+        <w:ind w:leftChars="0"/>
+        <w:rPr>
+          <w:rFonts w:hint="eastAsia" w:ascii="黑体" w:hAnsi="黑体" w:eastAsia="黑体" w:cs="黑体"/>
+          <w:i/>
+          <w:iCs/>
+          <w:sz w:val="28"/>
+          <w:szCs w:val="28"/>
+        </w:rPr>
+      </w:pPr>
+    </w:p>
+    <w:p>
+      <w:pPr>
+        <w:pStyle w:val="3"/>
+        <w:numPr>
+          <w:ilvl w:val="1"/>
+          <w:numId w:val="0"/>
+        </w:numPr>
+        <w:ind w:leftChars="0"/>
+        <w:rPr>
+          <w:rFonts w:hint="eastAsia" w:ascii="黑体" w:hAnsi="黑体" w:eastAsia="黑体" w:cs="黑体"/>
+          <w:i/>
+          <w:iCs/>
+          <w:sz w:val="28"/>
+          <w:szCs w:val="28"/>
+        </w:rPr>
+      </w:pPr>
+    </w:p>
+    <w:p>
+      <w:pPr>
+        <w:pStyle w:val="3"/>
+        <w:numPr>
+          <w:ilvl w:val="1"/>
+          <w:numId w:val="0"/>
+        </w:numPr>
+        <w:ind w:leftChars="0"/>
+        <w:rPr>
+          <w:rFonts w:hint="eastAsia" w:ascii="黑体" w:hAnsi="黑体" w:eastAsia="黑体" w:cs="黑体"/>
+          <w:i/>
+          <w:iCs/>
+          <w:sz w:val="28"/>
+          <w:szCs w:val="28"/>
+        </w:rPr>
+      </w:pPr>
+    </w:p>
+    <w:p>
+      <w:pPr>
+        <w:pStyle w:val="3"/>
+        <w:numPr>
+          <w:ilvl w:val="1"/>
+          <w:numId w:val="0"/>
+        </w:numPr>
+        <w:ind w:leftChars="0"/>
+        <w:rPr>
+          <w:rFonts w:hint="eastAsia" w:ascii="黑体" w:hAnsi="黑体" w:eastAsia="黑体" w:cs="黑体"/>
+          <w:i/>
+          <w:iCs/>
+          <w:sz w:val="28"/>
+          <w:szCs w:val="28"/>
+        </w:rPr>
+      </w:pPr>
+    </w:p>
+    <w:p>
+      <w:pPr>
+        <w:pStyle w:val="3"/>
+        <w:numPr>
+          <w:ilvl w:val="1"/>
+          <w:numId w:val="0"/>
+        </w:numPr>
+        <w:ind w:leftChars="0"/>
+        <w:rPr>
+          <w:rFonts w:hint="eastAsia" w:ascii="黑体" w:hAnsi="黑体" w:eastAsia="黑体" w:cs="黑体"/>
+          <w:i/>
+          <w:iCs/>
+          <w:sz w:val="28"/>
+          <w:szCs w:val="28"/>
+        </w:rPr>
+      </w:pPr>
+    </w:p>
+    <w:p>
+      <w:pPr>
+        <w:pStyle w:val="3"/>
+        <w:numPr>
+          <w:ilvl w:val="1"/>
+          <w:numId w:val="0"/>
+        </w:numPr>
+        <w:ind w:leftChars="0"/>
+        <w:rPr>
+          <w:rFonts w:hint="eastAsia" w:ascii="黑体" w:hAnsi="黑体" w:eastAsia="黑体" w:cs="黑体"/>
+          <w:i/>
+          <w:iCs/>
+          <w:sz w:val="28"/>
+          <w:szCs w:val="28"/>
+        </w:rPr>
+      </w:pPr>
+    </w:p>
+    <w:p>
+      <w:pPr>
+        <w:pStyle w:val="3"/>
+        <w:numPr>
+          <w:ilvl w:val="1"/>
+          <w:numId w:val="0"/>
+        </w:numPr>
+        <w:ind w:leftChars="0"/>
+        <w:rPr>
+          <w:rFonts w:hint="eastAsia" w:ascii="黑体" w:hAnsi="黑体" w:eastAsia="黑体" w:cs="黑体"/>
+          <w:i/>
+          <w:iCs/>
+          <w:sz w:val="28"/>
+          <w:szCs w:val="28"/>
+        </w:rPr>
+      </w:pPr>
+    </w:p>
+    <w:p>
+      <w:pPr>
+        <w:pStyle w:val="3"/>
+        <w:numPr>
+          <w:ilvl w:val="1"/>
           <w:numId w:val="0"/>
         </w:numPr>
         <w:ind w:leftChars="0"/>
@@ -7222,8 +8043,6 @@
       <w:r>
         <w:t>核心任务</w:t>
       </w:r>
-      <w:bookmarkStart w:id="0" w:name="_GoBack"/>
-      <w:bookmarkEnd w:id="0"/>
     </w:p>
     <w:p>
       <w:r>
@@ -7232,6 +8051,7 @@
     </w:p>
     <w:tbl>
       <w:tblPr>
+        <w:tblStyle w:val="30"/>
         <w:tblW w:w="0" w:type="auto"/>
         <w:tblInd w:w="0" w:type="dxa"/>
         <w:tblLayout w:type="fixed"/>
@@ -7250,6 +8070,14 @@
         <w:gridCol w:w="1661"/>
       </w:tblGrid>
       <w:tr>
+        <w:tblPrEx>
+          <w:tblCellMar>
+            <w:top w:w="0" w:type="dxa"/>
+            <w:left w:w="0" w:type="dxa"/>
+            <w:bottom w:w="0" w:type="dxa"/>
+            <w:right w:w="0" w:type="dxa"/>
+          </w:tblCellMar>
+        </w:tblPrEx>
         <w:tc>
           <w:tcPr>
             <w:tcW w:w="0" w:type="auto"/>
@@ -7372,6 +8200,14 @@
         </w:tc>
       </w:tr>
       <w:tr>
+        <w:tblPrEx>
+          <w:tblCellMar>
+            <w:top w:w="0" w:type="dxa"/>
+            <w:left w:w="0" w:type="dxa"/>
+            <w:bottom w:w="0" w:type="dxa"/>
+            <w:right w:w="0" w:type="dxa"/>
+          </w:tblCellMar>
+        </w:tblPrEx>
         <w:tc>
           <w:tcPr>
             <w:tcW w:w="0" w:type="auto"/>
@@ -7533,6 +8369,14 @@
         </w:tc>
       </w:tr>
       <w:tr>
+        <w:tblPrEx>
+          <w:tblCellMar>
+            <w:top w:w="0" w:type="dxa"/>
+            <w:left w:w="0" w:type="dxa"/>
+            <w:bottom w:w="0" w:type="dxa"/>
+            <w:right w:w="0" w:type="dxa"/>
+          </w:tblCellMar>
+        </w:tblPrEx>
         <w:tc>
           <w:tcPr>
             <w:tcW w:w="0" w:type="auto"/>
@@ -7694,6 +8538,14 @@
         </w:tc>
       </w:tr>
       <w:tr>
+        <w:tblPrEx>
+          <w:tblCellMar>
+            <w:top w:w="0" w:type="dxa"/>
+            <w:left w:w="0" w:type="dxa"/>
+            <w:bottom w:w="0" w:type="dxa"/>
+            <w:right w:w="0" w:type="dxa"/>
+          </w:tblCellMar>
+        </w:tblPrEx>
         <w:tc>
           <w:tcPr>
             <w:tcW w:w="0" w:type="auto"/>
@@ -7855,6 +8707,14 @@
         </w:tc>
       </w:tr>
       <w:tr>
+        <w:tblPrEx>
+          <w:tblCellMar>
+            <w:top w:w="0" w:type="dxa"/>
+            <w:left w:w="0" w:type="dxa"/>
+            <w:bottom w:w="0" w:type="dxa"/>
+            <w:right w:w="0" w:type="dxa"/>
+          </w:tblCellMar>
+        </w:tblPrEx>
         <w:tc>
           <w:tcPr>
             <w:tcW w:w="0" w:type="auto"/>
@@ -8016,6 +8876,14 @@
         </w:tc>
       </w:tr>
       <w:tr>
+        <w:tblPrEx>
+          <w:tblCellMar>
+            <w:top w:w="0" w:type="dxa"/>
+            <w:left w:w="0" w:type="dxa"/>
+            <w:bottom w:w="0" w:type="dxa"/>
+            <w:right w:w="0" w:type="dxa"/>
+          </w:tblCellMar>
+        </w:tblPrEx>
         <w:tc>
           <w:tcPr>
             <w:tcW w:w="0" w:type="auto"/>
@@ -8177,6 +9045,14 @@
         </w:tc>
       </w:tr>
       <w:tr>
+        <w:tblPrEx>
+          <w:tblCellMar>
+            <w:top w:w="0" w:type="dxa"/>
+            <w:left w:w="0" w:type="dxa"/>
+            <w:bottom w:w="0" w:type="dxa"/>
+            <w:right w:w="0" w:type="dxa"/>
+          </w:tblCellMar>
+        </w:tblPrEx>
         <w:tc>
           <w:tcPr>
             <w:tcW w:w="0" w:type="auto"/>
@@ -8344,6 +9220,14 @@
         </w:tc>
       </w:tr>
       <w:tr>
+        <w:tblPrEx>
+          <w:tblCellMar>
+            <w:top w:w="0" w:type="dxa"/>
+            <w:left w:w="0" w:type="dxa"/>
+            <w:bottom w:w="0" w:type="dxa"/>
+            <w:right w:w="0" w:type="dxa"/>
+          </w:tblCellMar>
+        </w:tblPrEx>
         <w:tc>
           <w:tcPr>
             <w:tcW w:w="0" w:type="auto"/>
@@ -8505,6 +9389,14 @@
         </w:tc>
       </w:tr>
       <w:tr>
+        <w:tblPrEx>
+          <w:tblCellMar>
+            <w:top w:w="0" w:type="dxa"/>
+            <w:left w:w="0" w:type="dxa"/>
+            <w:bottom w:w="0" w:type="dxa"/>
+            <w:right w:w="0" w:type="dxa"/>
+          </w:tblCellMar>
+        </w:tblPrEx>
         <w:tc>
           <w:tcPr>
             <w:tcW w:w="0" w:type="auto"/>
@@ -8672,6 +9564,14 @@
         </w:tc>
       </w:tr>
       <w:tr>
+        <w:tblPrEx>
+          <w:tblCellMar>
+            <w:top w:w="0" w:type="dxa"/>
+            <w:left w:w="0" w:type="dxa"/>
+            <w:bottom w:w="0" w:type="dxa"/>
+            <w:right w:w="0" w:type="dxa"/>
+          </w:tblCellMar>
+        </w:tblPrEx>
         <w:tc>
           <w:tcPr>
             <w:tcW w:w="0" w:type="auto"/>
@@ -8833,6 +9733,14 @@
         </w:tc>
       </w:tr>
       <w:tr>
+        <w:tblPrEx>
+          <w:tblCellMar>
+            <w:top w:w="0" w:type="dxa"/>
+            <w:left w:w="0" w:type="dxa"/>
+            <w:bottom w:w="0" w:type="dxa"/>
+            <w:right w:w="0" w:type="dxa"/>
+          </w:tblCellMar>
+        </w:tblPrEx>
         <w:tc>
           <w:tcPr>
             <w:tcW w:w="0" w:type="auto"/>

--- a/00-Learning-Plan/Progress-Tracking.docx
+++ b/00-Learning-Plan/Progress-Tracking.docx
@@ -326,15 +326,7 @@
               <w:rPr>
                 <w:color w:val="FF0000"/>
               </w:rPr>
-              <w:t>周六：传址调用、传引用调用</w:t>
-            </w:r>
-            <w:bookmarkStart w:id="0" w:name="_GoBack"/>
-            <w:bookmarkEnd w:id="0"/>
-            <w:r>
-              <w:rPr>
-                <w:color w:val="FF0000"/>
-              </w:rPr>
-              <w:t>（对比差异）</w:t>
+              <w:t>周六：传址调用、传引用调用（对比差异）</w:t>
             </w:r>
             <w:r>
               <w:br w:type="textWrapping"/>
@@ -358,18 +350,138 @@
           </w:tcPr>
           <w:p>
             <w:r>
+              <w:rPr>
+                <w:color w:val="FF0000"/>
+                <w14:textFill>
+                  <w14:gradFill>
+                    <w14:gsLst>
+                      <w14:gs w14:pos="50000">
+                        <w14:schemeClr w14:val="accent1"/>
+                      </w14:gs>
+                      <w14:gs w14:pos="0">
+                        <w14:schemeClr w14:val="accent1">
+                          <w14:lumMod w14:val="25000"/>
+                          <w14:lumOff w14:val="75000"/>
+                        </w14:schemeClr>
+                      </w14:gs>
+                      <w14:gs w14:pos="100000">
+                        <w14:schemeClr w14:val="accent1">
+                          <w14:lumMod w14:val="85000"/>
+                        </w14:schemeClr>
+                      </w14:gs>
+                    </w14:gsLst>
+                    <w14:lin w14:ang="5400000" w14:scaled="1"/>
+                  </w14:gradFill>
+                </w14:textFill>
+              </w:rPr>
               <w:t>实现「灰度图阈值分割函数」：</w:t>
             </w:r>
             <w:r>
-              <w:br w:type="textWrapping"/>
-            </w:r>
-            <w:r>
+              <w:rPr>
+                <w:color w:val="FF0000"/>
+                <w14:textFill>
+                  <w14:gradFill>
+                    <w14:gsLst>
+                      <w14:gs w14:pos="50000">
+                        <w14:schemeClr w14:val="accent1"/>
+                      </w14:gs>
+                      <w14:gs w14:pos="0">
+                        <w14:schemeClr w14:val="accent1">
+                          <w14:lumMod w14:val="25000"/>
+                          <w14:lumOff w14:val="75000"/>
+                        </w14:schemeClr>
+                      </w14:gs>
+                      <w14:gs w14:pos="100000">
+                        <w14:schemeClr w14:val="accent1">
+                          <w14:lumMod w14:val="85000"/>
+                        </w14:schemeClr>
+                      </w14:gs>
+                    </w14:gsLst>
+                    <w14:lin w14:ang="5400000" w14:scaled="1"/>
+                  </w14:gradFill>
+                </w14:textFill>
+              </w:rPr>
+              <w:br w:type="textWrapping"/>
+            </w:r>
+            <w:r>
+              <w:rPr>
+                <w:color w:val="FF0000"/>
+                <w14:textFill>
+                  <w14:gradFill>
+                    <w14:gsLst>
+                      <w14:gs w14:pos="50000">
+                        <w14:schemeClr w14:val="accent1"/>
+                      </w14:gs>
+                      <w14:gs w14:pos="0">
+                        <w14:schemeClr w14:val="accent1">
+                          <w14:lumMod w14:val="25000"/>
+                          <w14:lumOff w14:val="75000"/>
+                        </w14:schemeClr>
+                      </w14:gs>
+                      <w14:gs w14:pos="100000">
+                        <w14:schemeClr w14:val="accent1">
+                          <w14:lumMod w14:val="85000"/>
+                        </w14:schemeClr>
+                      </w14:gs>
+                    </w14:gsLst>
+                    <w14:lin w14:ang="5400000" w14:scaled="1"/>
+                  </w14:gradFill>
+                </w14:textFill>
+              </w:rPr>
               <w:t>1. 输入数组（模拟灰度图像素）和阈值，输出二值化结果</w:t>
             </w:r>
             <w:r>
-              <w:br w:type="textWrapping"/>
-            </w:r>
-            <w:r>
+              <w:rPr>
+                <w:color w:val="FF0000"/>
+                <w14:textFill>
+                  <w14:gradFill>
+                    <w14:gsLst>
+                      <w14:gs w14:pos="50000">
+                        <w14:schemeClr w14:val="accent1"/>
+                      </w14:gs>
+                      <w14:gs w14:pos="0">
+                        <w14:schemeClr w14:val="accent1">
+                          <w14:lumMod w14:val="25000"/>
+                          <w14:lumOff w14:val="75000"/>
+                        </w14:schemeClr>
+                      </w14:gs>
+                      <w14:gs w14:pos="100000">
+                        <w14:schemeClr w14:val="accent1">
+                          <w14:lumMod w14:val="85000"/>
+                        </w14:schemeClr>
+                      </w14:gs>
+                    </w14:gsLst>
+                    <w14:lin w14:ang="5400000" w14:scaled="1"/>
+                  </w14:gradFill>
+                </w14:textFill>
+              </w:rPr>
+              <w:br w:type="textWrapping"/>
+            </w:r>
+            <w:r>
+              <w:rPr>
+                <w:color w:val="FF0000"/>
+                <w14:textFill>
+                  <w14:gradFill>
+                    <w14:gsLst>
+                      <w14:gs w14:pos="50000">
+                        <w14:schemeClr w14:val="accent1"/>
+                      </w14:gs>
+                      <w14:gs w14:pos="0">
+                        <w14:schemeClr w14:val="accent1">
+                          <w14:lumMod w14:val="25000"/>
+                          <w14:lumOff w14:val="75000"/>
+                        </w14:schemeClr>
+                      </w14:gs>
+                      <w14:gs w14:pos="100000">
+                        <w14:schemeClr w14:val="accent1">
+                          <w14:lumMod w14:val="85000"/>
+                        </w14:schemeClr>
+                      </w14:gs>
+                    </w14:gsLst>
+                    <w14:lin w14:ang="5400000" w14:scaled="1"/>
+                  </w14:gradFill>
+                </w14:textFill>
+              </w:rPr>
               <w:t>2. 分别用传值、传引用实现，对比效率</w:t>
             </w:r>
           </w:p>
@@ -390,6 +502,8 @@
               </w:rPr>
               <w:t>1. 能区分不同数据类型的存储范围（如unsigned char 0-255）</w:t>
             </w:r>
+            <w:bookmarkStart w:id="0" w:name="_GoBack"/>
+            <w:bookmarkEnd w:id="0"/>
             <w:r>
               <w:br w:type="textWrapping"/>
             </w:r>

--- a/00-Learning-Plan/Progress-Tracking.docx
+++ b/00-Learning-Plan/Progress-Tracking.docx
@@ -502,8 +502,6 @@
               </w:rPr>
               <w:t>1. 能区分不同数据类型的存储范围（如unsigned char 0-255）</w:t>
             </w:r>
-            <w:bookmarkStart w:id="0" w:name="_GoBack"/>
-            <w:bookmarkEnd w:id="0"/>
             <w:r>
               <w:br w:type="textWrapping"/>
             </w:r>
@@ -575,42 +573,81 @@
           </w:tcPr>
           <w:p>
             <w:r>
+              <w:rPr>
+                <w:color w:val="FF0000"/>
+              </w:rPr>
               <w:t>周一：指针本质（地址存储）、解引用、空指针nullptr</w:t>
             </w:r>
             <w:r>
-              <w:br w:type="textWrapping"/>
-            </w:r>
-            <w:r>
+              <w:rPr>
+                <w:color w:val="FF0000"/>
+              </w:rPr>
+              <w:br w:type="textWrapping"/>
+            </w:r>
+            <w:r>
+              <w:rPr>
+                <w:color w:val="FF0000"/>
+              </w:rPr>
               <w:t>周二：指针算术（++/--、指针+整数）、数组与指针的关系</w:t>
             </w:r>
             <w:r>
-              <w:br w:type="textWrapping"/>
-            </w:r>
-            <w:r>
+              <w:rPr>
+                <w:color w:val="FF0000"/>
+              </w:rPr>
+              <w:br w:type="textWrapping"/>
+            </w:r>
+            <w:r>
+              <w:rPr>
+                <w:color w:val="FF0000"/>
+              </w:rPr>
               <w:t>周三：指针数组、数组指针（对比区别）</w:t>
             </w:r>
             <w:r>
-              <w:br w:type="textWrapping"/>
-            </w:r>
-            <w:r>
+              <w:rPr>
+                <w:color w:val="FF0000"/>
+              </w:rPr>
+              <w:br w:type="textWrapping"/>
+            </w:r>
+            <w:r>
+              <w:rPr>
+                <w:color w:val="FF0000"/>
+              </w:rPr>
               <w:t>周四：多维数组（二维数组存储方式、指针访问）</w:t>
             </w:r>
             <w:r>
-              <w:br w:type="textWrapping"/>
-            </w:r>
-            <w:r>
+              <w:rPr>
+                <w:color w:val="FF0000"/>
+              </w:rPr>
+              <w:br w:type="textWrapping"/>
+            </w:r>
+            <w:r>
+              <w:rPr>
+                <w:color w:val="FF0000"/>
+              </w:rPr>
               <w:t>周五：字符串（C风格字符串、str系列函数）</w:t>
             </w:r>
             <w:r>
-              <w:br w:type="textWrapping"/>
-            </w:r>
-            <w:r>
+              <w:rPr>
+                <w:color w:val="FF0000"/>
+              </w:rPr>
+              <w:br w:type="textWrapping"/>
+            </w:r>
+            <w:r>
+              <w:rPr>
+                <w:color w:val="FF0000"/>
+              </w:rPr>
               <w:t>周六：const指针与指针常量（const位置差异）</w:t>
             </w:r>
             <w:r>
-              <w:br w:type="textWrapping"/>
-            </w:r>
-            <w:r>
+              <w:rPr>
+                <w:color w:val="FF0000"/>
+              </w:rPr>
+              <w:br w:type="textWrapping"/>
+            </w:r>
+            <w:r>
+              <w:rPr>
+                <w:color w:val="FF0000"/>
+              </w:rPr>
               <w:t>周日：指针与函数（函数指针基础）</w:t>
             </w:r>
           </w:p>
@@ -632,7 +669,12 @@
               <w:br w:type="textWrapping"/>
             </w:r>
             <w:r>
-              <w:t>1. 用二维数组存储2个3x3矩阵，通过指针访问元素</w:t>
+              <w:t>1. 用二维数组存储2个</w:t>
+            </w:r>
+            <w:bookmarkStart w:id="0" w:name="_GoBack"/>
+            <w:bookmarkEnd w:id="0"/>
+            <w:r>
+              <w:t>3x3矩阵，通过指针访问元素</w:t>
             </w:r>
             <w:r>
               <w:br w:type="textWrapping"/>

--- a/00-Learning-Plan/Progress-Tracking.docx
+++ b/00-Learning-Plan/Progress-Tracking.docx
@@ -663,23 +663,161 @@
           </w:tcPr>
           <w:p>
             <w:r>
-              <w:t>实现「矩阵加法」：</w:t>
-            </w:r>
-            <w:r>
-              <w:br w:type="textWrapping"/>
-            </w:r>
-            <w:r>
-              <w:t>1. 用二维数组存储2个</w:t>
+              <w:rPr>
+                <w14:textFill>
+                  <w14:gradFill>
+                    <w14:gsLst>
+                      <w14:gs w14:pos="50000">
+                        <w14:schemeClr w14:val="accent1"/>
+                      </w14:gs>
+                      <w14:gs w14:pos="0">
+                        <w14:schemeClr w14:val="accent1">
+                          <w14:lumMod w14:val="25000"/>
+                          <w14:lumOff w14:val="75000"/>
+                        </w14:schemeClr>
+                      </w14:gs>
+                      <w14:gs w14:pos="100000">
+                        <w14:schemeClr w14:val="accent1">
+                          <w14:lumMod w14:val="85000"/>
+                        </w14:schemeClr>
+                      </w14:gs>
+                    </w14:gsLst>
+                    <w14:lin w14:ang="5400000" w14:scaled="1"/>
+                  </w14:gradFill>
+                </w14:textFill>
+              </w:rPr>
+              <w:t>实现「</w:t>
             </w:r>
             <w:bookmarkStart w:id="0" w:name="_GoBack"/>
             <w:bookmarkEnd w:id="0"/>
             <w:r>
-              <w:t>3x3矩阵，通过指针访问元素</w:t>
-            </w:r>
-            <w:r>
-              <w:br w:type="textWrapping"/>
-            </w:r>
-            <w:r>
+              <w:rPr>
+                <w14:textFill>
+                  <w14:gradFill>
+                    <w14:gsLst>
+                      <w14:gs w14:pos="50000">
+                        <w14:schemeClr w14:val="accent1"/>
+                      </w14:gs>
+                      <w14:gs w14:pos="0">
+                        <w14:schemeClr w14:val="accent1">
+                          <w14:lumMod w14:val="25000"/>
+                          <w14:lumOff w14:val="75000"/>
+                        </w14:schemeClr>
+                      </w14:gs>
+                      <w14:gs w14:pos="100000">
+                        <w14:schemeClr w14:val="accent1">
+                          <w14:lumMod w14:val="85000"/>
+                        </w14:schemeClr>
+                      </w14:gs>
+                    </w14:gsLst>
+                    <w14:lin w14:ang="5400000" w14:scaled="1"/>
+                  </w14:gradFill>
+                </w14:textFill>
+              </w:rPr>
+              <w:t>矩阵加法」：</w:t>
+            </w:r>
+            <w:r>
+              <w:rPr>
+                <w14:textFill>
+                  <w14:gradFill>
+                    <w14:gsLst>
+                      <w14:gs w14:pos="50000">
+                        <w14:schemeClr w14:val="accent1"/>
+                      </w14:gs>
+                      <w14:gs w14:pos="0">
+                        <w14:schemeClr w14:val="accent1">
+                          <w14:lumMod w14:val="25000"/>
+                          <w14:lumOff w14:val="75000"/>
+                        </w14:schemeClr>
+                      </w14:gs>
+                      <w14:gs w14:pos="100000">
+                        <w14:schemeClr w14:val="accent1">
+                          <w14:lumMod w14:val="85000"/>
+                        </w14:schemeClr>
+                      </w14:gs>
+                    </w14:gsLst>
+                    <w14:lin w14:ang="5400000" w14:scaled="1"/>
+                  </w14:gradFill>
+                </w14:textFill>
+              </w:rPr>
+              <w:br w:type="textWrapping"/>
+            </w:r>
+            <w:r>
+              <w:rPr>
+                <w14:textFill>
+                  <w14:gradFill>
+                    <w14:gsLst>
+                      <w14:gs w14:pos="50000">
+                        <w14:schemeClr w14:val="accent1"/>
+                      </w14:gs>
+                      <w14:gs w14:pos="0">
+                        <w14:schemeClr w14:val="accent1">
+                          <w14:lumMod w14:val="25000"/>
+                          <w14:lumOff w14:val="75000"/>
+                        </w14:schemeClr>
+                      </w14:gs>
+                      <w14:gs w14:pos="100000">
+                        <w14:schemeClr w14:val="accent1">
+                          <w14:lumMod w14:val="85000"/>
+                        </w14:schemeClr>
+                      </w14:gs>
+                    </w14:gsLst>
+                    <w14:lin w14:ang="5400000" w14:scaled="1"/>
+                  </w14:gradFill>
+                </w14:textFill>
+              </w:rPr>
+              <w:t>1. 用二维数组存储2个3x3矩阵，通过指针访问元素</w:t>
+            </w:r>
+            <w:r>
+              <w:rPr>
+                <w14:textFill>
+                  <w14:gradFill>
+                    <w14:gsLst>
+                      <w14:gs w14:pos="50000">
+                        <w14:schemeClr w14:val="accent1"/>
+                      </w14:gs>
+                      <w14:gs w14:pos="0">
+                        <w14:schemeClr w14:val="accent1">
+                          <w14:lumMod w14:val="25000"/>
+                          <w14:lumOff w14:val="75000"/>
+                        </w14:schemeClr>
+                      </w14:gs>
+                      <w14:gs w14:pos="100000">
+                        <w14:schemeClr w14:val="accent1">
+                          <w14:lumMod w14:val="85000"/>
+                        </w14:schemeClr>
+                      </w14:gs>
+                    </w14:gsLst>
+                    <w14:lin w14:ang="5400000" w14:scaled="1"/>
+                  </w14:gradFill>
+                </w14:textFill>
+              </w:rPr>
+              <w:br w:type="textWrapping"/>
+            </w:r>
+            <w:r>
+              <w:rPr>
+                <w14:textFill>
+                  <w14:gradFill>
+                    <w14:gsLst>
+                      <w14:gs w14:pos="50000">
+                        <w14:schemeClr w14:val="accent1"/>
+                      </w14:gs>
+                      <w14:gs w14:pos="0">
+                        <w14:schemeClr w14:val="accent1">
+                          <w14:lumMod w14:val="25000"/>
+                          <w14:lumOff w14:val="75000"/>
+                        </w14:schemeClr>
+                      </w14:gs>
+                      <w14:gs w14:pos="100000">
+                        <w14:schemeClr w14:val="accent1">
+                          <w14:lumMod w14:val="85000"/>
+                        </w14:schemeClr>
+                      </w14:gs>
+                    </w14:gsLst>
+                    <w14:lin w14:ang="5400000" w14:scaled="1"/>
+                  </w14:gradFill>
+                </w14:textFill>
+              </w:rPr>
               <w:t>2. 封装为函数，支持任意尺寸矩阵（传入行数/列数）</w:t>
             </w:r>
           </w:p>
@@ -695,18 +833,33 @@
           </w:tcPr>
           <w:p>
             <w:r>
+              <w:rPr>
+                <w:color w:val="FF0000"/>
+              </w:rPr>
               <w:t>1. 能手动计算指针算术结果（如int arr[3]; int* p=arr; p+1指向arr[1]）</w:t>
             </w:r>
             <w:r>
-              <w:br w:type="textWrapping"/>
-            </w:r>
-            <w:r>
+              <w:rPr>
+                <w:color w:val="FF0000"/>
+              </w:rPr>
+              <w:br w:type="textWrapping"/>
+            </w:r>
+            <w:r>
+              <w:rPr>
+                <w:color w:val="FF0000"/>
+              </w:rPr>
               <w:t>2. 多维数组通过指针访问无越界错误</w:t>
             </w:r>
             <w:r>
-              <w:br w:type="textWrapping"/>
-            </w:r>
-            <w:r>
+              <w:rPr>
+                <w:color w:val="FF0000"/>
+              </w:rPr>
+              <w:br w:type="textWrapping"/>
+            </w:r>
+            <w:r>
+              <w:rPr>
+                <w:color w:val="FF0000"/>
+              </w:rPr>
               <w:t>3. 函数能正确处理不同尺寸矩阵加法</w:t>
             </w:r>
           </w:p>
